--- a/lightning-lesson/Free_Lightning_Lesson_Promo_Copy_v1.0.docx
+++ b/lightning-lesson/Free_Lightning_Lesson_Promo_Copy_v1.0.docx
@@ -191,7 +191,7 @@
           <w:color w:val="1A1A1A"/>
           <w:sz w:val="22"/>
         </w:rPr>
-        <w:t>You will leave with a clearer picture of your own pattern. You will not leave with a diagnostic result. That is the paid workshop.</w:t>
+        <w:t>You will leave with three questions for examining your current position more carefully. You will not leave with a diagnostic result. That is the paid workshop.</w:t>
       </w:r>
     </w:p>
     <w:p>
@@ -252,7 +252,7 @@
           <w:color w:val="1A1A1A"/>
           <w:sz w:val="22"/>
         </w:rPr>
-        <w:t>A free 30-minute lesson for people who are performing well and quietly uncertain whether the role is still building them.</w:t>
+        <w:t>A free 30-minute lesson for experienced professionals who are performing well and quietly uncertain whether their current role is still building them.</w:t>
       </w:r>
     </w:p>
     <w:p>
@@ -267,7 +267,7 @@
           <w:color w:val="1A1A1A"/>
           <w:sz w:val="22"/>
         </w:rPr>
-        <w:t>Not a career-coaching webinar. Not a diagnostic. A careful look at three ways capable professionals misread their own position.</w:t>
+        <w:t>We will examine three ways capable professionals misread their position before making a consequential career decision.</w:t>
       </w:r>
     </w:p>
     <w:p>
